--- a/Защита в ОС/Лабы/ЛР № 5 Отчет.docx
+++ b/Защита в ОС/Лабы/ЛР № 5 Отчет.docx
@@ -769,23 +769,946 @@
       <w:pPr>
         <w:spacing w:line="360" w:lineRule="auto"/>
         <w:ind w:left="709" w:firstLine="0"/>
-      </w:pPr>
+        <w:rPr>
+          <w:b/>
+          <w:bCs/>
+        </w:rPr>
+      </w:pPr>
+      <w:r>
+        <w:rPr>
+          <w:b/>
+          <w:bCs/>
+        </w:rPr>
+        <w:t>1. Подсистема аудита в Windows</w:t>
+      </w:r>
     </w:p>
     <w:p>
       <w:pPr>
         <w:spacing w:line="360" w:lineRule="auto"/>
         <w:ind w:left="709" w:firstLine="0"/>
+      </w:pPr>
+      <w:r>
         <w:rPr>
           <w:b/>
           <w:bCs/>
-          <w:lang w:val="en-US"/>
-        </w:rPr>
-      </w:pPr>
+        </w:rPr>
+        <w:t>Аудит</w:t>
+      </w:r>
+      <w:r>
+        <w:t xml:space="preserve"> — важнейший механизм безопасности, позволяющий отслеживать и регистрировать события в системе. Windows осуществляет аудит по 9 основным категориям:</w:t>
+      </w:r>
+    </w:p>
+    <w:p>
+      <w:pPr>
+        <w:pStyle w:val="ac"/>
+        <w:numPr>
+          <w:ilvl w:val="0"/>
+          <w:numId w:val="36"/>
+        </w:numPr>
+        <w:spacing w:line="360" w:lineRule="auto"/>
+        <w:ind w:left="709" w:firstLine="360"/>
+      </w:pPr>
+      <w:r>
+        <w:t>Аудит событий входа в систему — попытки входа с других компьютеров</w:t>
+      </w:r>
+    </w:p>
+    <w:p>
+      <w:pPr>
+        <w:pStyle w:val="ac"/>
+        <w:numPr>
+          <w:ilvl w:val="0"/>
+          <w:numId w:val="36"/>
+        </w:numPr>
+        <w:spacing w:line="360" w:lineRule="auto"/>
+        <w:ind w:left="709" w:firstLine="360"/>
+      </w:pPr>
+      <w:r>
+        <w:t>Аудит управления учетными записями — создание, изменение, удаление учетных записей</w:t>
+      </w:r>
+    </w:p>
+    <w:p>
+      <w:pPr>
+        <w:pStyle w:val="ac"/>
+        <w:numPr>
+          <w:ilvl w:val="0"/>
+          <w:numId w:val="36"/>
+        </w:numPr>
+        <w:spacing w:line="360" w:lineRule="auto"/>
+        <w:ind w:left="709" w:firstLine="360"/>
+      </w:pPr>
+      <w:r>
+        <w:t>Аудит доступа к службе каталогов — доступ к объектам Active Directory</w:t>
+      </w:r>
+    </w:p>
+    <w:p>
+      <w:pPr>
+        <w:pStyle w:val="ac"/>
+        <w:numPr>
+          <w:ilvl w:val="0"/>
+          <w:numId w:val="36"/>
+        </w:numPr>
+        <w:spacing w:line="360" w:lineRule="auto"/>
+        <w:ind w:left="709" w:firstLine="360"/>
+      </w:pPr>
+      <w:r>
+        <w:t>Аудит входа в систему — локальные попытки входа/выхода</w:t>
+      </w:r>
+    </w:p>
+    <w:p>
+      <w:pPr>
+        <w:pStyle w:val="ac"/>
+        <w:numPr>
+          <w:ilvl w:val="0"/>
+          <w:numId w:val="36"/>
+        </w:numPr>
+        <w:spacing w:line="360" w:lineRule="auto"/>
+        <w:ind w:left="709" w:firstLine="360"/>
+      </w:pPr>
+      <w:r>
+        <w:t>Аудит доступа к объектам — доступ к файлам, папкам, реестру</w:t>
+      </w:r>
+    </w:p>
+    <w:p>
+      <w:pPr>
+        <w:pStyle w:val="ac"/>
+        <w:numPr>
+          <w:ilvl w:val="0"/>
+          <w:numId w:val="36"/>
+        </w:numPr>
+        <w:spacing w:line="360" w:lineRule="auto"/>
+        <w:ind w:left="709" w:firstLine="360"/>
+      </w:pPr>
+      <w:r>
+        <w:t>Аудит изменения политики — изменения политик безопасности</w:t>
+      </w:r>
+    </w:p>
+    <w:p>
+      <w:pPr>
+        <w:pStyle w:val="ac"/>
+        <w:numPr>
+          <w:ilvl w:val="0"/>
+          <w:numId w:val="36"/>
+        </w:numPr>
+        <w:spacing w:line="360" w:lineRule="auto"/>
+        <w:ind w:left="709" w:firstLine="360"/>
+      </w:pPr>
+      <w:r>
+        <w:t>Аудит использования привилегий — использование пользовательских прав</w:t>
+      </w:r>
+    </w:p>
+    <w:p>
+      <w:pPr>
+        <w:pStyle w:val="ac"/>
+        <w:numPr>
+          <w:ilvl w:val="0"/>
+          <w:numId w:val="36"/>
+        </w:numPr>
+        <w:spacing w:line="360" w:lineRule="auto"/>
+        <w:ind w:left="709" w:firstLine="360"/>
+      </w:pPr>
+      <w:r>
+        <w:t>Аудит отслеживания процессов — запуск и завершение процессов</w:t>
+      </w:r>
+    </w:p>
+    <w:p>
+      <w:pPr>
+        <w:pStyle w:val="ac"/>
+        <w:numPr>
+          <w:ilvl w:val="0"/>
+          <w:numId w:val="36"/>
+        </w:numPr>
+        <w:spacing w:line="360" w:lineRule="auto"/>
+        <w:ind w:left="709" w:firstLine="360"/>
+      </w:pPr>
+      <w:r>
+        <w:t>Аудит системных событий — перезагрузка, выключение, события безопасности</w:t>
+      </w:r>
     </w:p>
     <w:p>
       <w:pPr>
         <w:spacing w:line="360" w:lineRule="auto"/>
         <w:ind w:left="709" w:firstLine="0"/>
+      </w:pPr>
+      <w:r>
+        <w:rPr>
+          <w:b/>
+          <w:bCs/>
+        </w:rPr>
+        <w:t>Механизм работы</w:t>
+      </w:r>
+      <w:r>
+        <w:t>:</w:t>
+      </w:r>
+    </w:p>
+    <w:p>
+      <w:pPr>
+        <w:spacing w:line="360" w:lineRule="auto"/>
+        <w:ind w:left="709" w:firstLine="0"/>
+      </w:pPr>
+      <w:r>
+        <w:t xml:space="preserve">Политика аудита настраивается через </w:t>
+      </w:r>
+      <w:proofErr w:type="spellStart"/>
+      <w:r>
+        <w:t>gpedit.msc</w:t>
+      </w:r>
+      <w:proofErr w:type="spellEnd"/>
+      <w:r>
+        <w:t xml:space="preserve"> (Локальная политика безопасности)</w:t>
+      </w:r>
+    </w:p>
+    <w:p>
+      <w:pPr>
+        <w:spacing w:line="360" w:lineRule="auto"/>
+        <w:ind w:left="709" w:firstLine="0"/>
+      </w:pPr>
+      <w:r>
+        <w:t xml:space="preserve">Для объектов настраиваются SACL (System Access Control </w:t>
+      </w:r>
+      <w:proofErr w:type="spellStart"/>
+      <w:r>
+        <w:t>Lists</w:t>
+      </w:r>
+      <w:proofErr w:type="spellEnd"/>
+      <w:r>
+        <w:t>)</w:t>
+      </w:r>
+    </w:p>
+    <w:p>
+      <w:pPr>
+        <w:spacing w:line="360" w:lineRule="auto"/>
+        <w:ind w:left="709" w:firstLine="0"/>
+      </w:pPr>
+      <w:r>
+        <w:t>Записи хранятся в журналах событий (</w:t>
+      </w:r>
+      <w:proofErr w:type="spellStart"/>
+      <w:r>
+        <w:t>eventvwr.msc</w:t>
+      </w:r>
+      <w:proofErr w:type="spellEnd"/>
+      <w:r>
+        <w:t>)</w:t>
+      </w:r>
+    </w:p>
+    <w:p>
+      <w:pPr>
+        <w:spacing w:line="360" w:lineRule="auto"/>
+        <w:ind w:left="709" w:firstLine="0"/>
+      </w:pPr>
+      <w:r>
+        <w:t>Основные журналы: Приложений, Безопасности, Системы, Установки</w:t>
+      </w:r>
+    </w:p>
+    <w:p>
+      <w:pPr>
+        <w:spacing w:line="360" w:lineRule="auto"/>
+        <w:ind w:left="709" w:firstLine="0"/>
+      </w:pPr>
+    </w:p>
+    <w:p>
+      <w:pPr>
+        <w:spacing w:line="360" w:lineRule="auto"/>
+        <w:ind w:left="709" w:firstLine="0"/>
+        <w:rPr>
+          <w:b/>
+          <w:bCs/>
+        </w:rPr>
+      </w:pPr>
+      <w:r>
+        <w:rPr>
+          <w:b/>
+          <w:bCs/>
+        </w:rPr>
+        <w:t>2. Шифрующая файловая система (EFS)</w:t>
+      </w:r>
+    </w:p>
+    <w:p>
+      <w:pPr>
+        <w:spacing w:line="360" w:lineRule="auto"/>
+        <w:ind w:left="709" w:firstLine="0"/>
+      </w:pPr>
+      <w:r>
+        <w:t>EFS — встроенная система шифрования на разделах NTFS, обеспечивающая прозрачное шифрование данных.</w:t>
+      </w:r>
+    </w:p>
+    <w:p>
+      <w:pPr>
+        <w:spacing w:line="360" w:lineRule="auto"/>
+        <w:ind w:left="709" w:firstLine="0"/>
+      </w:pPr>
+    </w:p>
+    <w:p>
+      <w:pPr>
+        <w:spacing w:line="360" w:lineRule="auto"/>
+        <w:ind w:left="709" w:firstLine="0"/>
+      </w:pPr>
+      <w:r>
+        <w:lastRenderedPageBreak/>
+        <w:t>Архитектура EFS:</w:t>
+      </w:r>
+    </w:p>
+    <w:p>
+      <w:pPr>
+        <w:pStyle w:val="ac"/>
+        <w:numPr>
+          <w:ilvl w:val="0"/>
+          <w:numId w:val="37"/>
+        </w:numPr>
+        <w:spacing w:line="360" w:lineRule="auto"/>
+      </w:pPr>
+      <w:r>
+        <w:t>Использует гибридную схему шифрования</w:t>
+      </w:r>
+    </w:p>
+    <w:p>
+      <w:pPr>
+        <w:pStyle w:val="ac"/>
+        <w:numPr>
+          <w:ilvl w:val="0"/>
+          <w:numId w:val="37"/>
+        </w:numPr>
+        <w:spacing w:line="360" w:lineRule="auto"/>
+      </w:pPr>
+      <w:r>
+        <w:t>Симметричное шифрование (AES 256-bit или DESX) — для данных файла</w:t>
+      </w:r>
+    </w:p>
+    <w:p>
+      <w:pPr>
+        <w:pStyle w:val="ac"/>
+        <w:numPr>
+          <w:ilvl w:val="0"/>
+          <w:numId w:val="37"/>
+        </w:numPr>
+        <w:spacing w:line="360" w:lineRule="auto"/>
+      </w:pPr>
+      <w:r>
+        <w:t>Асимметричное шифрование (RSA) — для защиты ключей</w:t>
+      </w:r>
+    </w:p>
+    <w:p>
+      <w:pPr>
+        <w:spacing w:line="360" w:lineRule="auto"/>
+        <w:ind w:left="709" w:firstLine="0"/>
+      </w:pPr>
+      <w:r>
+        <w:t>Ключевые компоненты:</w:t>
+      </w:r>
+    </w:p>
+    <w:p>
+      <w:pPr>
+        <w:pStyle w:val="ac"/>
+        <w:numPr>
+          <w:ilvl w:val="0"/>
+          <w:numId w:val="38"/>
+        </w:numPr>
+        <w:spacing w:line="360" w:lineRule="auto"/>
+      </w:pPr>
+      <w:r>
+        <w:t xml:space="preserve">FEK (File </w:t>
+      </w:r>
+      <w:proofErr w:type="spellStart"/>
+      <w:r>
+        <w:t>Encryption</w:t>
+      </w:r>
+      <w:proofErr w:type="spellEnd"/>
+      <w:r>
+        <w:t xml:space="preserve"> Key) — случайный симметричный ключ для каждого файла</w:t>
+      </w:r>
+    </w:p>
+    <w:p>
+      <w:pPr>
+        <w:pStyle w:val="ac"/>
+        <w:numPr>
+          <w:ilvl w:val="0"/>
+          <w:numId w:val="38"/>
+        </w:numPr>
+        <w:spacing w:line="360" w:lineRule="auto"/>
+      </w:pPr>
+      <w:r>
+        <w:t xml:space="preserve">DDF (Data </w:t>
+      </w:r>
+      <w:proofErr w:type="spellStart"/>
+      <w:r>
+        <w:t>Decryption</w:t>
+      </w:r>
+      <w:proofErr w:type="spellEnd"/>
+      <w:r>
+        <w:t xml:space="preserve"> Field) — FEK, зашифрованный открытым ключом пользователя</w:t>
+      </w:r>
+    </w:p>
+    <w:p>
+      <w:pPr>
+        <w:pStyle w:val="ac"/>
+        <w:numPr>
+          <w:ilvl w:val="0"/>
+          <w:numId w:val="38"/>
+        </w:numPr>
+        <w:spacing w:line="360" w:lineRule="auto"/>
+      </w:pPr>
+      <w:r>
+        <w:t>DRF (Data Recovery Field) — FEK, зашифрованный открытым ключом агента восстановления</w:t>
+      </w:r>
+    </w:p>
+    <w:p>
+      <w:pPr>
+        <w:spacing w:line="360" w:lineRule="auto"/>
+        <w:ind w:left="709" w:firstLine="0"/>
+      </w:pPr>
+      <w:r>
+        <w:t>Управление EFS:</w:t>
+      </w:r>
+    </w:p>
+    <w:p>
+      <w:pPr>
+        <w:pStyle w:val="ac"/>
+        <w:numPr>
+          <w:ilvl w:val="0"/>
+          <w:numId w:val="39"/>
+        </w:numPr>
+        <w:spacing w:line="360" w:lineRule="auto"/>
+      </w:pPr>
+      <w:r>
+        <w:t>Графический интерфейс: Свойства файла → Дополнительно → Шифровать содержимое</w:t>
+      </w:r>
+    </w:p>
+    <w:p>
+      <w:pPr>
+        <w:pStyle w:val="ac"/>
+        <w:numPr>
+          <w:ilvl w:val="0"/>
+          <w:numId w:val="39"/>
+        </w:numPr>
+        <w:spacing w:line="360" w:lineRule="auto"/>
+      </w:pPr>
+      <w:r>
+        <w:t xml:space="preserve">Командная строка: утилита </w:t>
+      </w:r>
+      <w:proofErr w:type="spellStart"/>
+      <w:r>
+        <w:t>cipher</w:t>
+      </w:r>
+      <w:proofErr w:type="spellEnd"/>
+    </w:p>
+    <w:p>
+      <w:pPr>
+        <w:pStyle w:val="ac"/>
+        <w:numPr>
+          <w:ilvl w:val="0"/>
+          <w:numId w:val="39"/>
+        </w:numPr>
+        <w:spacing w:line="360" w:lineRule="auto"/>
+      </w:pPr>
+      <w:r>
+        <w:t xml:space="preserve">Программный интерфейс: API-функции </w:t>
+      </w:r>
+      <w:proofErr w:type="spellStart"/>
+      <w:r>
+        <w:t>EncryptFile</w:t>
+      </w:r>
+      <w:proofErr w:type="spellEnd"/>
+      <w:r>
+        <w:t>/</w:t>
+      </w:r>
+      <w:proofErr w:type="spellStart"/>
+      <w:r>
+        <w:t>DecryptFile</w:t>
+      </w:r>
+      <w:proofErr w:type="spellEnd"/>
+    </w:p>
+    <w:p>
+      <w:pPr>
+        <w:spacing w:line="360" w:lineRule="auto"/>
+        <w:ind w:left="709" w:firstLine="0"/>
+      </w:pPr>
+      <w:r>
+        <w:t>3. Ответы на контрольные вопросы</w:t>
+      </w:r>
+    </w:p>
+    <w:p>
+      <w:pPr>
+        <w:pStyle w:val="ac"/>
+        <w:numPr>
+          <w:ilvl w:val="0"/>
+          <w:numId w:val="40"/>
+        </w:numPr>
+        <w:spacing w:line="360" w:lineRule="auto"/>
+        <w:rPr>
+          <w:b/>
+          <w:bCs/>
+        </w:rPr>
+      </w:pPr>
+      <w:r>
+        <w:rPr>
+          <w:b/>
+          <w:bCs/>
+        </w:rPr>
+        <w:t>Какие события подлежат аудиту в ОС Windows?</w:t>
+      </w:r>
+    </w:p>
+    <w:p>
+      <w:pPr>
+        <w:spacing w:line="360" w:lineRule="auto"/>
+        <w:ind w:left="1069" w:firstLine="0"/>
+      </w:pPr>
+      <w:r>
+        <w:t>Аудиту подлежат события из 9 категорий: вход в систему (локальный и сетевой), управление учетными записями (создание, изменение, удаление), доступ к объектам (файлы, папки, реестр), доступ к Active Directory, изменение политик безопасности, использование привилегий, отслеживание процессов (запуск, завершение), системные события (перезагрузка, выключение). Каждая категория включает как успешные, так и неудачные попытки.</w:t>
+      </w:r>
+    </w:p>
+    <w:p>
+      <w:pPr>
+        <w:spacing w:line="360" w:lineRule="auto"/>
+        <w:ind w:left="1069" w:firstLine="0"/>
+      </w:pPr>
+    </w:p>
+    <w:p>
+      <w:pPr>
+        <w:pStyle w:val="ac"/>
+        <w:numPr>
+          <w:ilvl w:val="0"/>
+          <w:numId w:val="40"/>
+        </w:numPr>
+        <w:spacing w:line="360" w:lineRule="auto"/>
+        <w:rPr>
+          <w:b/>
+          <w:bCs/>
+        </w:rPr>
+      </w:pPr>
+      <w:r>
+        <w:rPr>
+          <w:b/>
+          <w:bCs/>
+        </w:rPr>
+        <w:lastRenderedPageBreak/>
+        <w:t>Какие события регистрируются в журнале «Аудит изменения политики»?</w:t>
+      </w:r>
+    </w:p>
+    <w:p>
+      <w:pPr>
+        <w:spacing w:line="360" w:lineRule="auto"/>
+        <w:ind w:left="1069" w:firstLine="0"/>
+      </w:pPr>
+      <w:r>
+        <w:t>В этом журнале регистрируются все изменения политик безопасности: изменение политик назначения прав пользователей, изменение политик аудита (включение/отключение отслеживания событий), изменение политик доверительных отношений между доменами, изменение настроек пользовательских привилегий и прав доступа.</w:t>
+      </w:r>
+    </w:p>
+    <w:p>
+      <w:pPr>
+        <w:pStyle w:val="ac"/>
+        <w:numPr>
+          <w:ilvl w:val="0"/>
+          <w:numId w:val="40"/>
+        </w:numPr>
+        <w:spacing w:line="360" w:lineRule="auto"/>
+        <w:rPr>
+          <w:b/>
+          <w:bCs/>
+        </w:rPr>
+      </w:pPr>
+      <w:r>
+        <w:rPr>
+          <w:b/>
+          <w:bCs/>
+        </w:rPr>
+        <w:t>Каким образом шифруются файлы в файловой системе EFS?</w:t>
+      </w:r>
+    </w:p>
+    <w:p>
+      <w:pPr>
+        <w:spacing w:line="360" w:lineRule="auto"/>
+        <w:ind w:left="1069" w:firstLine="0"/>
+      </w:pPr>
+      <w:r>
+        <w:t>EFS использует двухуровневую схему шифрования. Сначала файл шифруется симметричным алгоритмом (AES или DESX) с использованием случайного ключа FEK. Затем FEK шифруется асимметричным алгоритмом RSA с использованием открытого ключа пользователя. Результат (DDF) сохраняется в метаданных файла. Для агентов восстановления создается дополнительное поле DRF.</w:t>
+      </w:r>
+    </w:p>
+    <w:p>
+      <w:pPr>
+        <w:spacing w:line="360" w:lineRule="auto"/>
+        <w:ind w:left="709" w:firstLine="0"/>
+      </w:pPr>
+    </w:p>
+    <w:p>
+      <w:pPr>
+        <w:pStyle w:val="ac"/>
+        <w:numPr>
+          <w:ilvl w:val="0"/>
+          <w:numId w:val="40"/>
+        </w:numPr>
+        <w:spacing w:line="360" w:lineRule="auto"/>
+        <w:rPr>
+          <w:b/>
+          <w:bCs/>
+        </w:rPr>
+      </w:pPr>
+      <w:r>
+        <w:rPr>
+          <w:b/>
+          <w:bCs/>
+        </w:rPr>
+        <w:t>Что такое FEK, DDF, DRF?</w:t>
+      </w:r>
+    </w:p>
+    <w:p>
+      <w:pPr>
+        <w:pStyle w:val="ac"/>
+        <w:numPr>
+          <w:ilvl w:val="0"/>
+          <w:numId w:val="41"/>
+        </w:numPr>
+        <w:spacing w:line="360" w:lineRule="auto"/>
+        <w:ind w:left="1134" w:firstLine="0"/>
+      </w:pPr>
+      <w:r>
+        <w:t xml:space="preserve">FEK (File </w:t>
+      </w:r>
+      <w:proofErr w:type="spellStart"/>
+      <w:r>
+        <w:t>Encryption</w:t>
+      </w:r>
+      <w:proofErr w:type="spellEnd"/>
+      <w:r>
+        <w:t xml:space="preserve"> Key) — симметричный ключ, которым непосредственно шифруется содержимое файла. Уникален для каждого файла.</w:t>
+      </w:r>
+    </w:p>
+    <w:p>
+      <w:pPr>
+        <w:pStyle w:val="ac"/>
+        <w:numPr>
+          <w:ilvl w:val="0"/>
+          <w:numId w:val="41"/>
+        </w:numPr>
+        <w:spacing w:line="360" w:lineRule="auto"/>
+        <w:ind w:left="1134" w:firstLine="0"/>
+      </w:pPr>
+      <w:r>
+        <w:t xml:space="preserve">DDF (Data </w:t>
+      </w:r>
+      <w:proofErr w:type="spellStart"/>
+      <w:r>
+        <w:t>Decryption</w:t>
+      </w:r>
+      <w:proofErr w:type="spellEnd"/>
+      <w:r>
+        <w:t xml:space="preserve"> Field) — поле данных, содержащее FEK, зашифрованный открытым ключом пользователя. Позволяет владельцу расшифровать файл.</w:t>
+      </w:r>
+    </w:p>
+    <w:p>
+      <w:pPr>
+        <w:pStyle w:val="ac"/>
+        <w:numPr>
+          <w:ilvl w:val="0"/>
+          <w:numId w:val="41"/>
+        </w:numPr>
+        <w:spacing w:line="360" w:lineRule="auto"/>
+        <w:ind w:left="1134" w:firstLine="0"/>
+      </w:pPr>
+      <w:r>
+        <w:t>DRF (Data Recovery Field) — поле данных, содержащее FEK, зашифрованный открытым ключом агента восстановления. Обеспечивает возможность восстановления данных при утере доступа.</w:t>
+      </w:r>
+    </w:p>
+    <w:p>
+      <w:pPr>
+        <w:spacing w:line="360" w:lineRule="auto"/>
+        <w:ind w:left="709" w:firstLine="0"/>
+      </w:pPr>
+    </w:p>
+    <w:p>
+      <w:pPr>
+        <w:spacing w:line="360" w:lineRule="auto"/>
+        <w:ind w:left="709" w:firstLine="0"/>
+      </w:pPr>
+    </w:p>
+    <w:p>
+      <w:pPr>
+        <w:spacing w:line="360" w:lineRule="auto"/>
+        <w:ind w:left="709" w:firstLine="0"/>
+      </w:pPr>
+    </w:p>
+    <w:p>
+      <w:pPr>
+        <w:pStyle w:val="ac"/>
+        <w:numPr>
+          <w:ilvl w:val="0"/>
+          <w:numId w:val="40"/>
+        </w:numPr>
+        <w:spacing w:line="360" w:lineRule="auto"/>
+        <w:rPr>
+          <w:b/>
+          <w:bCs/>
+        </w:rPr>
+      </w:pPr>
+      <w:r>
+        <w:rPr>
+          <w:b/>
+          <w:bCs/>
+        </w:rPr>
+        <w:lastRenderedPageBreak/>
+        <w:t>Какие алгоритмы шифрования используются в EFS?</w:t>
+      </w:r>
+    </w:p>
+    <w:p>
+      <w:pPr>
+        <w:pStyle w:val="ac"/>
+        <w:numPr>
+          <w:ilvl w:val="0"/>
+          <w:numId w:val="42"/>
+        </w:numPr>
+        <w:spacing w:line="360" w:lineRule="auto"/>
+        <w:ind w:firstLine="698"/>
+      </w:pPr>
+      <w:r>
+        <w:t>Для шифрования данных: AES-256 (современные версии Windows) или DESX (старые версии)</w:t>
+      </w:r>
+    </w:p>
+    <w:p>
+      <w:pPr>
+        <w:pStyle w:val="ac"/>
+        <w:numPr>
+          <w:ilvl w:val="0"/>
+          <w:numId w:val="42"/>
+        </w:numPr>
+        <w:spacing w:line="360" w:lineRule="auto"/>
+        <w:ind w:firstLine="698"/>
+      </w:pPr>
+      <w:r>
+        <w:t>Для шифрования ключей: RSA</w:t>
+      </w:r>
+    </w:p>
+    <w:p>
+      <w:pPr>
+        <w:pStyle w:val="ac"/>
+        <w:numPr>
+          <w:ilvl w:val="0"/>
+          <w:numId w:val="40"/>
+        </w:numPr>
+        <w:spacing w:line="360" w:lineRule="auto"/>
+        <w:rPr>
+          <w:b/>
+          <w:bCs/>
+        </w:rPr>
+      </w:pPr>
+      <w:r>
+        <w:rPr>
+          <w:b/>
+          <w:bCs/>
+        </w:rPr>
+        <w:t>Какие функции выполняют агенты восстановления в ОС Windows?</w:t>
+      </w:r>
+    </w:p>
+    <w:p>
+      <w:pPr>
+        <w:spacing w:line="360" w:lineRule="auto"/>
+        <w:ind w:left="1069" w:firstLine="0"/>
+      </w:pPr>
+      <w:r>
+        <w:t>Агенты восстановления обеспечивают доступ к зашифрованным данным в случаях, когда владелец не может расшифровать файлы (утрата пароля, увольнение сотрудника, повреждение сертификата). Они могут расшифровать любой файл, зашифрованный в домене или на локальном компьютере, где они назначены агентами.</w:t>
+      </w:r>
+    </w:p>
+    <w:p>
+      <w:pPr>
+        <w:spacing w:line="360" w:lineRule="auto"/>
+        <w:ind w:left="709" w:firstLine="0"/>
+      </w:pPr>
+    </w:p>
+    <w:p>
+      <w:pPr>
+        <w:pStyle w:val="ac"/>
+        <w:numPr>
+          <w:ilvl w:val="0"/>
+          <w:numId w:val="40"/>
+        </w:numPr>
+        <w:spacing w:line="360" w:lineRule="auto"/>
+        <w:rPr>
+          <w:b/>
+          <w:bCs/>
+        </w:rPr>
+      </w:pPr>
+      <w:r>
+        <w:rPr>
+          <w:b/>
+          <w:bCs/>
+        </w:rPr>
+        <w:t>Как зашифровать файл, используя систему EFS (приведите все возможные варианты)?</w:t>
+      </w:r>
+    </w:p>
+    <w:p>
+      <w:pPr>
+        <w:pStyle w:val="ac"/>
+        <w:numPr>
+          <w:ilvl w:val="0"/>
+          <w:numId w:val="44"/>
+        </w:numPr>
+        <w:spacing w:line="360" w:lineRule="auto"/>
+        <w:ind w:left="1418" w:hanging="284"/>
+      </w:pPr>
+      <w:r>
+        <w:t>Графический интерфейс: ПКМ на файле/папке → Свойства → Дополнительно → Отметить "Шифровать содержимое для защиты данных"</w:t>
+      </w:r>
+    </w:p>
+    <w:p>
+      <w:pPr>
+        <w:pStyle w:val="ac"/>
+        <w:numPr>
+          <w:ilvl w:val="0"/>
+          <w:numId w:val="44"/>
+        </w:numPr>
+        <w:spacing w:line="360" w:lineRule="auto"/>
+        <w:ind w:left="1418" w:hanging="284"/>
+      </w:pPr>
+      <w:r>
+        <w:t>Командная строка:</w:t>
+      </w:r>
+    </w:p>
+    <w:p>
+      <w:pPr>
+        <w:pStyle w:val="ac"/>
+        <w:numPr>
+          <w:ilvl w:val="0"/>
+          <w:numId w:val="44"/>
+        </w:numPr>
+        <w:spacing w:line="360" w:lineRule="auto"/>
+        <w:ind w:left="1418" w:hanging="284"/>
+      </w:pPr>
+      <w:proofErr w:type="spellStart"/>
+      <w:r>
+        <w:t>cipher</w:t>
+      </w:r>
+      <w:proofErr w:type="spellEnd"/>
+      <w:r>
+        <w:t xml:space="preserve"> /e /a путь\файл — шифрование файла</w:t>
+      </w:r>
+    </w:p>
+    <w:p>
+      <w:pPr>
+        <w:pStyle w:val="ac"/>
+        <w:numPr>
+          <w:ilvl w:val="0"/>
+          <w:numId w:val="44"/>
+        </w:numPr>
+        <w:spacing w:line="360" w:lineRule="auto"/>
+        <w:ind w:left="1418" w:hanging="284"/>
+      </w:pPr>
+      <w:proofErr w:type="spellStart"/>
+      <w:r>
+        <w:t>cipher</w:t>
+      </w:r>
+      <w:proofErr w:type="spellEnd"/>
+      <w:r>
+        <w:t xml:space="preserve"> /e /</w:t>
+      </w:r>
+      <w:proofErr w:type="spellStart"/>
+      <w:proofErr w:type="gramStart"/>
+      <w:r>
+        <w:t>s:папка</w:t>
+      </w:r>
+      <w:proofErr w:type="spellEnd"/>
+      <w:proofErr w:type="gramEnd"/>
+      <w:r>
+        <w:t xml:space="preserve"> — шифрование папки рекурсивно</w:t>
+      </w:r>
+    </w:p>
+    <w:p>
+      <w:pPr>
+        <w:pStyle w:val="ac"/>
+        <w:numPr>
+          <w:ilvl w:val="0"/>
+          <w:numId w:val="44"/>
+        </w:numPr>
+        <w:spacing w:line="360" w:lineRule="auto"/>
+        <w:ind w:left="1418" w:hanging="284"/>
+      </w:pPr>
+      <w:r>
+        <w:t>Групповые политики: Настройка автоматического шифрования папок</w:t>
+      </w:r>
+    </w:p>
+    <w:p>
+      <w:pPr>
+        <w:pStyle w:val="ac"/>
+        <w:numPr>
+          <w:ilvl w:val="0"/>
+          <w:numId w:val="44"/>
+        </w:numPr>
+        <w:spacing w:line="360" w:lineRule="auto"/>
+        <w:ind w:left="1418" w:hanging="284"/>
+      </w:pPr>
+      <w:r>
+        <w:t xml:space="preserve">Программный интерфейс: Использование API-функций </w:t>
+      </w:r>
+      <w:proofErr w:type="spellStart"/>
+      <w:r>
+        <w:t>EncryptFile</w:t>
+      </w:r>
+      <w:proofErr w:type="spellEnd"/>
+      <w:r>
+        <w:t xml:space="preserve"> и </w:t>
+      </w:r>
+      <w:proofErr w:type="spellStart"/>
+      <w:r>
+        <w:t>DecryptFile</w:t>
+      </w:r>
+      <w:proofErr w:type="spellEnd"/>
+      <w:r>
+        <w:t xml:space="preserve"> из приложений</w:t>
+      </w:r>
+    </w:p>
+    <w:p>
+      <w:pPr>
+        <w:pStyle w:val="ac"/>
+        <w:numPr>
+          <w:ilvl w:val="0"/>
+          <w:numId w:val="44"/>
+        </w:numPr>
+        <w:spacing w:line="360" w:lineRule="auto"/>
+        <w:ind w:left="1418" w:hanging="284"/>
+      </w:pPr>
+      <w:r>
+        <w:t xml:space="preserve">Скрипты: Использование </w:t>
+      </w:r>
+      <w:proofErr w:type="spellStart"/>
+      <w:r>
+        <w:t>PowerShell</w:t>
+      </w:r>
+      <w:proofErr w:type="spellEnd"/>
+      <w:r>
+        <w:t xml:space="preserve"> команд или </w:t>
+      </w:r>
+      <w:proofErr w:type="spellStart"/>
+      <w:r>
+        <w:t>bat</w:t>
+      </w:r>
+      <w:proofErr w:type="spellEnd"/>
+      <w:r>
+        <w:t xml:space="preserve">-файлов с вызовом </w:t>
+      </w:r>
+      <w:proofErr w:type="spellStart"/>
+      <w:r>
+        <w:t>cipher</w:t>
+      </w:r>
+      <w:proofErr w:type="spellEnd"/>
+    </w:p>
+    <w:p>
+      <w:pPr>
+        <w:widowControl/>
+        <w:autoSpaceDE/>
+        <w:autoSpaceDN/>
+        <w:spacing w:after="160" w:line="259" w:lineRule="auto"/>
+        <w:ind w:firstLine="0"/>
+        <w:jc w:val="left"/>
+        <w:rPr>
+          <w:rFonts w:eastAsiaTheme="minorHAnsi"/>
+          <w:szCs w:val="28"/>
+        </w:rPr>
+      </w:pPr>
+      <w:r>
+        <w:br w:type="page"/>
+      </w:r>
+    </w:p>
+    <w:p>
+      <w:pPr>
+        <w:spacing w:line="360" w:lineRule="auto"/>
+        <w:ind w:left="709" w:firstLine="0"/>
         <w:rPr>
           <w:rFonts w:eastAsiaTheme="majorEastAsia" w:cstheme="majorBidi"/>
           <w:b/>
@@ -799,6 +1722,7 @@
           <w:b/>
           <w:bCs/>
         </w:rPr>
+        <w:lastRenderedPageBreak/>
         <w:t>Ход выполнения работы:</w:t>
       </w:r>
       <w:bookmarkEnd w:id="0"/>
@@ -821,27 +1745,20 @@
           <w:b/>
           <w:bCs/>
         </w:rPr>
-        <w:t>2.2.</w:t>
+        <w:t>1</w:t>
       </w:r>
       <w:r>
         <w:rPr>
           <w:b/>
           <w:bCs/>
         </w:rPr>
-        <w:t>1</w:t>
+        <w:t>.</w:t>
       </w:r>
       <w:r>
         <w:rPr>
           <w:b/>
           <w:bCs/>
         </w:rPr>
-        <w:t>.</w:t>
-      </w:r>
-      <w:r>
-        <w:rPr>
-          <w:b/>
-          <w:bCs/>
-        </w:rPr>
         <w:t xml:space="preserve"> </w:t>
       </w:r>
       <w:r>
@@ -881,7 +1798,7 @@
       </w:r>
       <w:proofErr w:type="spellEnd"/>
       <w:r>
-        <w:t>. 2.2.1-2.2.6 выполняйте в системе, работающей на виртуальной машине.</w:t>
+        <w:t>. 1-6 выполняйте в системе, работающей на виртуальной машине.</w:t>
       </w:r>
     </w:p>
     <w:p>
@@ -1026,7 +1943,7 @@
           <w:b/>
           <w:bCs/>
         </w:rPr>
-        <w:t>Задание 2.2.2.</w:t>
+        <w:t>Задание 2.</w:t>
       </w:r>
       <w:r>
         <w:t xml:space="preserve"> Создайте учетную запись нового пользователя </w:t>
@@ -1922,7 +2839,7 @@
         <w:rPr>
           <w:b/>
         </w:rPr>
-        <w:t>Задание 2.2.3.</w:t>
+        <w:t>Задание 3.</w:t>
       </w:r>
       <w:r>
         <w:rPr>
@@ -3465,7 +4382,7 @@
           <w:b/>
         </w:rPr>
         <w:lastRenderedPageBreak/>
-        <w:t>Задание 2.2.4. а)</w:t>
+        <w:t>Задание 4. а)</w:t>
       </w:r>
       <w:r>
         <w:rPr>
@@ -4048,7 +4965,7 @@
           <w:b/>
         </w:rPr>
         <w:lastRenderedPageBreak/>
-        <w:t>Задание 2.2.4. б)</w:t>
+        <w:t>Задание 4. б)</w:t>
       </w:r>
       <w:r>
         <w:t xml:space="preserve"> </w:t>
@@ -4695,7 +5612,7 @@
           <w:b/>
         </w:rPr>
         <w:lastRenderedPageBreak/>
-        <w:t>Задание 2.2.4. в)</w:t>
+        <w:t>Задание 4. в)</w:t>
       </w:r>
       <w:r>
         <w:rPr>
@@ -5240,7 +6157,7 @@
           <w:b/>
         </w:rPr>
         <w:lastRenderedPageBreak/>
-        <w:t>Задание 2.2.4. г)</w:t>
+        <w:t>Задание 4. г)</w:t>
       </w:r>
       <w:r>
         <w:rPr>
@@ -7740,6 +8657,119 @@
     </w:lvl>
   </w:abstractNum>
   <w:abstractNum w:abstractNumId="11" w15:restartNumberingAfterBreak="0">
+    <w:nsid w:val="202A29F5"/>
+    <w:multiLevelType w:val="hybridMultilevel"/>
+    <w:tmpl w:val="90EE7EE8"/>
+    <w:lvl w:ilvl="0" w:tplc="04190001">
+      <w:start w:val="1"/>
+      <w:numFmt w:val="bullet"/>
+      <w:lvlText w:val=""/>
+      <w:lvlJc w:val="left"/>
+      <w:pPr>
+        <w:ind w:left="720" w:hanging="360"/>
+      </w:pPr>
+      <w:rPr>
+        <w:rFonts w:ascii="Symbol" w:hAnsi="Symbol" w:hint="default"/>
+      </w:rPr>
+    </w:lvl>
+    <w:lvl w:ilvl="1" w:tplc="04190003" w:tentative="1">
+      <w:start w:val="1"/>
+      <w:numFmt w:val="bullet"/>
+      <w:lvlText w:val="o"/>
+      <w:lvlJc w:val="left"/>
+      <w:pPr>
+        <w:ind w:left="1440" w:hanging="360"/>
+      </w:pPr>
+      <w:rPr>
+        <w:rFonts w:ascii="Courier New" w:hAnsi="Courier New" w:cs="Courier New" w:hint="default"/>
+      </w:rPr>
+    </w:lvl>
+    <w:lvl w:ilvl="2" w:tplc="04190005" w:tentative="1">
+      <w:start w:val="1"/>
+      <w:numFmt w:val="bullet"/>
+      <w:lvlText w:val=""/>
+      <w:lvlJc w:val="left"/>
+      <w:pPr>
+        <w:ind w:left="2160" w:hanging="360"/>
+      </w:pPr>
+      <w:rPr>
+        <w:rFonts w:ascii="Wingdings" w:hAnsi="Wingdings" w:hint="default"/>
+      </w:rPr>
+    </w:lvl>
+    <w:lvl w:ilvl="3" w:tplc="04190001" w:tentative="1">
+      <w:start w:val="1"/>
+      <w:numFmt w:val="bullet"/>
+      <w:lvlText w:val=""/>
+      <w:lvlJc w:val="left"/>
+      <w:pPr>
+        <w:ind w:left="2880" w:hanging="360"/>
+      </w:pPr>
+      <w:rPr>
+        <w:rFonts w:ascii="Symbol" w:hAnsi="Symbol" w:hint="default"/>
+      </w:rPr>
+    </w:lvl>
+    <w:lvl w:ilvl="4" w:tplc="04190003" w:tentative="1">
+      <w:start w:val="1"/>
+      <w:numFmt w:val="bullet"/>
+      <w:lvlText w:val="o"/>
+      <w:lvlJc w:val="left"/>
+      <w:pPr>
+        <w:ind w:left="3600" w:hanging="360"/>
+      </w:pPr>
+      <w:rPr>
+        <w:rFonts w:ascii="Courier New" w:hAnsi="Courier New" w:cs="Courier New" w:hint="default"/>
+      </w:rPr>
+    </w:lvl>
+    <w:lvl w:ilvl="5" w:tplc="04190005" w:tentative="1">
+      <w:start w:val="1"/>
+      <w:numFmt w:val="bullet"/>
+      <w:lvlText w:val=""/>
+      <w:lvlJc w:val="left"/>
+      <w:pPr>
+        <w:ind w:left="4320" w:hanging="360"/>
+      </w:pPr>
+      <w:rPr>
+        <w:rFonts w:ascii="Wingdings" w:hAnsi="Wingdings" w:hint="default"/>
+      </w:rPr>
+    </w:lvl>
+    <w:lvl w:ilvl="6" w:tplc="04190001" w:tentative="1">
+      <w:start w:val="1"/>
+      <w:numFmt w:val="bullet"/>
+      <w:lvlText w:val=""/>
+      <w:lvlJc w:val="left"/>
+      <w:pPr>
+        <w:ind w:left="5040" w:hanging="360"/>
+      </w:pPr>
+      <w:rPr>
+        <w:rFonts w:ascii="Symbol" w:hAnsi="Symbol" w:hint="default"/>
+      </w:rPr>
+    </w:lvl>
+    <w:lvl w:ilvl="7" w:tplc="04190003" w:tentative="1">
+      <w:start w:val="1"/>
+      <w:numFmt w:val="bullet"/>
+      <w:lvlText w:val="o"/>
+      <w:lvlJc w:val="left"/>
+      <w:pPr>
+        <w:ind w:left="5760" w:hanging="360"/>
+      </w:pPr>
+      <w:rPr>
+        <w:rFonts w:ascii="Courier New" w:hAnsi="Courier New" w:cs="Courier New" w:hint="default"/>
+      </w:rPr>
+    </w:lvl>
+    <w:lvl w:ilvl="8" w:tplc="04190005" w:tentative="1">
+      <w:start w:val="1"/>
+      <w:numFmt w:val="bullet"/>
+      <w:lvlText w:val=""/>
+      <w:lvlJc w:val="left"/>
+      <w:pPr>
+        <w:ind w:left="6480" w:hanging="360"/>
+      </w:pPr>
+      <w:rPr>
+        <w:rFonts w:ascii="Wingdings" w:hAnsi="Wingdings" w:hint="default"/>
+      </w:rPr>
+    </w:lvl>
+  </w:abstractNum>
+  <w:abstractNum w:abstractNumId="12" w15:restartNumberingAfterBreak="0">
     <w:nsid w:val="22D165AB"/>
     <w:multiLevelType w:val="hybridMultilevel"/>
     <w:tmpl w:val="4A144058"/>
@@ -7852,7 +8882,7 @@
       </w:rPr>
     </w:lvl>
   </w:abstractNum>
-  <w:abstractNum w:abstractNumId="12" w15:restartNumberingAfterBreak="0">
+  <w:abstractNum w:abstractNumId="13" w15:restartNumberingAfterBreak="0">
     <w:nsid w:val="25DB6E7D"/>
     <w:multiLevelType w:val="multilevel"/>
     <w:tmpl w:val="E0A6FA9E"/>
@@ -8001,7 +9031,7 @@
       </w:rPr>
     </w:lvl>
   </w:abstractNum>
-  <w:abstractNum w:abstractNumId="13" w15:restartNumberingAfterBreak="0">
+  <w:abstractNum w:abstractNumId="14" w15:restartNumberingAfterBreak="0">
     <w:nsid w:val="2A1C21B5"/>
     <w:multiLevelType w:val="hybridMultilevel"/>
     <w:tmpl w:val="4AF02820"/>
@@ -8090,7 +9120,7 @@
       </w:pPr>
     </w:lvl>
   </w:abstractNum>
-  <w:abstractNum w:abstractNumId="14" w15:restartNumberingAfterBreak="0">
+  <w:abstractNum w:abstractNumId="15" w15:restartNumberingAfterBreak="0">
     <w:nsid w:val="2A68119D"/>
     <w:multiLevelType w:val="multilevel"/>
     <w:tmpl w:val="CCEAD3BC"/>
@@ -8239,7 +9269,120 @@
       </w:rPr>
     </w:lvl>
   </w:abstractNum>
-  <w:abstractNum w:abstractNumId="15" w15:restartNumberingAfterBreak="0">
+  <w:abstractNum w:abstractNumId="16" w15:restartNumberingAfterBreak="0">
+    <w:nsid w:val="2DB11DD2"/>
+    <w:multiLevelType w:val="hybridMultilevel"/>
+    <w:tmpl w:val="69B6C574"/>
+    <w:lvl w:ilvl="0" w:tplc="04190001">
+      <w:start w:val="1"/>
+      <w:numFmt w:val="bullet"/>
+      <w:lvlText w:val=""/>
+      <w:lvlJc w:val="left"/>
+      <w:pPr>
+        <w:ind w:left="720" w:hanging="360"/>
+      </w:pPr>
+      <w:rPr>
+        <w:rFonts w:ascii="Symbol" w:hAnsi="Symbol" w:hint="default"/>
+      </w:rPr>
+    </w:lvl>
+    <w:lvl w:ilvl="1" w:tplc="04190003" w:tentative="1">
+      <w:start w:val="1"/>
+      <w:numFmt w:val="bullet"/>
+      <w:lvlText w:val="o"/>
+      <w:lvlJc w:val="left"/>
+      <w:pPr>
+        <w:ind w:left="1440" w:hanging="360"/>
+      </w:pPr>
+      <w:rPr>
+        <w:rFonts w:ascii="Courier New" w:hAnsi="Courier New" w:cs="Courier New" w:hint="default"/>
+      </w:rPr>
+    </w:lvl>
+    <w:lvl w:ilvl="2" w:tplc="04190005" w:tentative="1">
+      <w:start w:val="1"/>
+      <w:numFmt w:val="bullet"/>
+      <w:lvlText w:val=""/>
+      <w:lvlJc w:val="left"/>
+      <w:pPr>
+        <w:ind w:left="2160" w:hanging="360"/>
+      </w:pPr>
+      <w:rPr>
+        <w:rFonts w:ascii="Wingdings" w:hAnsi="Wingdings" w:hint="default"/>
+      </w:rPr>
+    </w:lvl>
+    <w:lvl w:ilvl="3" w:tplc="04190001" w:tentative="1">
+      <w:start w:val="1"/>
+      <w:numFmt w:val="bullet"/>
+      <w:lvlText w:val=""/>
+      <w:lvlJc w:val="left"/>
+      <w:pPr>
+        <w:ind w:left="2880" w:hanging="360"/>
+      </w:pPr>
+      <w:rPr>
+        <w:rFonts w:ascii="Symbol" w:hAnsi="Symbol" w:hint="default"/>
+      </w:rPr>
+    </w:lvl>
+    <w:lvl w:ilvl="4" w:tplc="04190003" w:tentative="1">
+      <w:start w:val="1"/>
+      <w:numFmt w:val="bullet"/>
+      <w:lvlText w:val="o"/>
+      <w:lvlJc w:val="left"/>
+      <w:pPr>
+        <w:ind w:left="3600" w:hanging="360"/>
+      </w:pPr>
+      <w:rPr>
+        <w:rFonts w:ascii="Courier New" w:hAnsi="Courier New" w:cs="Courier New" w:hint="default"/>
+      </w:rPr>
+    </w:lvl>
+    <w:lvl w:ilvl="5" w:tplc="04190005" w:tentative="1">
+      <w:start w:val="1"/>
+      <w:numFmt w:val="bullet"/>
+      <w:lvlText w:val=""/>
+      <w:lvlJc w:val="left"/>
+      <w:pPr>
+        <w:ind w:left="4320" w:hanging="360"/>
+      </w:pPr>
+      <w:rPr>
+        <w:rFonts w:ascii="Wingdings" w:hAnsi="Wingdings" w:hint="default"/>
+      </w:rPr>
+    </w:lvl>
+    <w:lvl w:ilvl="6" w:tplc="04190001" w:tentative="1">
+      <w:start w:val="1"/>
+      <w:numFmt w:val="bullet"/>
+      <w:lvlText w:val=""/>
+      <w:lvlJc w:val="left"/>
+      <w:pPr>
+        <w:ind w:left="5040" w:hanging="360"/>
+      </w:pPr>
+      <w:rPr>
+        <w:rFonts w:ascii="Symbol" w:hAnsi="Symbol" w:hint="default"/>
+      </w:rPr>
+    </w:lvl>
+    <w:lvl w:ilvl="7" w:tplc="04190003" w:tentative="1">
+      <w:start w:val="1"/>
+      <w:numFmt w:val="bullet"/>
+      <w:lvlText w:val="o"/>
+      <w:lvlJc w:val="left"/>
+      <w:pPr>
+        <w:ind w:left="5760" w:hanging="360"/>
+      </w:pPr>
+      <w:rPr>
+        <w:rFonts w:ascii="Courier New" w:hAnsi="Courier New" w:cs="Courier New" w:hint="default"/>
+      </w:rPr>
+    </w:lvl>
+    <w:lvl w:ilvl="8" w:tplc="04190005" w:tentative="1">
+      <w:start w:val="1"/>
+      <w:numFmt w:val="bullet"/>
+      <w:lvlText w:val=""/>
+      <w:lvlJc w:val="left"/>
+      <w:pPr>
+        <w:ind w:left="6480" w:hanging="360"/>
+      </w:pPr>
+      <w:rPr>
+        <w:rFonts w:ascii="Wingdings" w:hAnsi="Wingdings" w:hint="default"/>
+      </w:rPr>
+    </w:lvl>
+  </w:abstractNum>
+  <w:abstractNum w:abstractNumId="17" w15:restartNumberingAfterBreak="0">
     <w:nsid w:val="3C4431BB"/>
     <w:multiLevelType w:val="multilevel"/>
     <w:tmpl w:val="01CA09D4"/>
@@ -8388,7 +9531,7 @@
       </w:rPr>
     </w:lvl>
   </w:abstractNum>
-  <w:abstractNum w:abstractNumId="16" w15:restartNumberingAfterBreak="0">
+  <w:abstractNum w:abstractNumId="18" w15:restartNumberingAfterBreak="0">
     <w:nsid w:val="3FD22C3C"/>
     <w:multiLevelType w:val="multilevel"/>
     <w:tmpl w:val="67768CA6"/>
@@ -8537,7 +9680,206 @@
       </w:rPr>
     </w:lvl>
   </w:abstractNum>
-  <w:abstractNum w:abstractNumId="17" w15:restartNumberingAfterBreak="0">
+  <w:abstractNum w:abstractNumId="19" w15:restartNumberingAfterBreak="0">
+    <w:nsid w:val="440A6E6A"/>
+    <w:multiLevelType w:val="hybridMultilevel"/>
+    <w:tmpl w:val="45B464F0"/>
+    <w:lvl w:ilvl="0" w:tplc="04190001">
+      <w:start w:val="1"/>
+      <w:numFmt w:val="bullet"/>
+      <w:lvlText w:val=""/>
+      <w:lvlJc w:val="left"/>
+      <w:pPr>
+        <w:ind w:left="1429" w:hanging="360"/>
+      </w:pPr>
+      <w:rPr>
+        <w:rFonts w:ascii="Symbol" w:hAnsi="Symbol" w:hint="default"/>
+      </w:rPr>
+    </w:lvl>
+    <w:lvl w:ilvl="1" w:tplc="04190003" w:tentative="1">
+      <w:start w:val="1"/>
+      <w:numFmt w:val="bullet"/>
+      <w:lvlText w:val="o"/>
+      <w:lvlJc w:val="left"/>
+      <w:pPr>
+        <w:ind w:left="2149" w:hanging="360"/>
+      </w:pPr>
+      <w:rPr>
+        <w:rFonts w:ascii="Courier New" w:hAnsi="Courier New" w:cs="Courier New" w:hint="default"/>
+      </w:rPr>
+    </w:lvl>
+    <w:lvl w:ilvl="2" w:tplc="04190005" w:tentative="1">
+      <w:start w:val="1"/>
+      <w:numFmt w:val="bullet"/>
+      <w:lvlText w:val=""/>
+      <w:lvlJc w:val="left"/>
+      <w:pPr>
+        <w:ind w:left="2869" w:hanging="360"/>
+      </w:pPr>
+      <w:rPr>
+        <w:rFonts w:ascii="Wingdings" w:hAnsi="Wingdings" w:hint="default"/>
+      </w:rPr>
+    </w:lvl>
+    <w:lvl w:ilvl="3" w:tplc="04190001" w:tentative="1">
+      <w:start w:val="1"/>
+      <w:numFmt w:val="bullet"/>
+      <w:lvlText w:val=""/>
+      <w:lvlJc w:val="left"/>
+      <w:pPr>
+        <w:ind w:left="3589" w:hanging="360"/>
+      </w:pPr>
+      <w:rPr>
+        <w:rFonts w:ascii="Symbol" w:hAnsi="Symbol" w:hint="default"/>
+      </w:rPr>
+    </w:lvl>
+    <w:lvl w:ilvl="4" w:tplc="04190003" w:tentative="1">
+      <w:start w:val="1"/>
+      <w:numFmt w:val="bullet"/>
+      <w:lvlText w:val="o"/>
+      <w:lvlJc w:val="left"/>
+      <w:pPr>
+        <w:ind w:left="4309" w:hanging="360"/>
+      </w:pPr>
+      <w:rPr>
+        <w:rFonts w:ascii="Courier New" w:hAnsi="Courier New" w:cs="Courier New" w:hint="default"/>
+      </w:rPr>
+    </w:lvl>
+    <w:lvl w:ilvl="5" w:tplc="04190005" w:tentative="1">
+      <w:start w:val="1"/>
+      <w:numFmt w:val="bullet"/>
+      <w:lvlText w:val=""/>
+      <w:lvlJc w:val="left"/>
+      <w:pPr>
+        <w:ind w:left="5029" w:hanging="360"/>
+      </w:pPr>
+      <w:rPr>
+        <w:rFonts w:ascii="Wingdings" w:hAnsi="Wingdings" w:hint="default"/>
+      </w:rPr>
+    </w:lvl>
+    <w:lvl w:ilvl="6" w:tplc="04190001" w:tentative="1">
+      <w:start w:val="1"/>
+      <w:numFmt w:val="bullet"/>
+      <w:lvlText w:val=""/>
+      <w:lvlJc w:val="left"/>
+      <w:pPr>
+        <w:ind w:left="5749" w:hanging="360"/>
+      </w:pPr>
+      <w:rPr>
+        <w:rFonts w:ascii="Symbol" w:hAnsi="Symbol" w:hint="default"/>
+      </w:rPr>
+    </w:lvl>
+    <w:lvl w:ilvl="7" w:tplc="04190003" w:tentative="1">
+      <w:start w:val="1"/>
+      <w:numFmt w:val="bullet"/>
+      <w:lvlText w:val="o"/>
+      <w:lvlJc w:val="left"/>
+      <w:pPr>
+        <w:ind w:left="6469" w:hanging="360"/>
+      </w:pPr>
+      <w:rPr>
+        <w:rFonts w:ascii="Courier New" w:hAnsi="Courier New" w:cs="Courier New" w:hint="default"/>
+      </w:rPr>
+    </w:lvl>
+    <w:lvl w:ilvl="8" w:tplc="04190005" w:tentative="1">
+      <w:start w:val="1"/>
+      <w:numFmt w:val="bullet"/>
+      <w:lvlText w:val=""/>
+      <w:lvlJc w:val="left"/>
+      <w:pPr>
+        <w:ind w:left="7189" w:hanging="360"/>
+      </w:pPr>
+      <w:rPr>
+        <w:rFonts w:ascii="Wingdings" w:hAnsi="Wingdings" w:hint="default"/>
+      </w:rPr>
+    </w:lvl>
+  </w:abstractNum>
+  <w:abstractNum w:abstractNumId="20" w15:restartNumberingAfterBreak="0">
+    <w:nsid w:val="4CDE30B9"/>
+    <w:multiLevelType w:val="hybridMultilevel"/>
+    <w:tmpl w:val="EBB63FC6"/>
+    <w:lvl w:ilvl="0" w:tplc="0419000F">
+      <w:start w:val="1"/>
+      <w:numFmt w:val="decimal"/>
+      <w:lvlText w:val="%1."/>
+      <w:lvlJc w:val="left"/>
+      <w:pPr>
+        <w:ind w:left="1429" w:hanging="360"/>
+      </w:pPr>
+    </w:lvl>
+    <w:lvl w:ilvl="1" w:tplc="04190019" w:tentative="1">
+      <w:start w:val="1"/>
+      <w:numFmt w:val="lowerLetter"/>
+      <w:lvlText w:val="%2."/>
+      <w:lvlJc w:val="left"/>
+      <w:pPr>
+        <w:ind w:left="2149" w:hanging="360"/>
+      </w:pPr>
+    </w:lvl>
+    <w:lvl w:ilvl="2" w:tplc="0419001B" w:tentative="1">
+      <w:start w:val="1"/>
+      <w:numFmt w:val="lowerRoman"/>
+      <w:lvlText w:val="%3."/>
+      <w:lvlJc w:val="right"/>
+      <w:pPr>
+        <w:ind w:left="2869" w:hanging="180"/>
+      </w:pPr>
+    </w:lvl>
+    <w:lvl w:ilvl="3" w:tplc="0419000F" w:tentative="1">
+      <w:start w:val="1"/>
+      <w:numFmt w:val="decimal"/>
+      <w:lvlText w:val="%4."/>
+      <w:lvlJc w:val="left"/>
+      <w:pPr>
+        <w:ind w:left="3589" w:hanging="360"/>
+      </w:pPr>
+    </w:lvl>
+    <w:lvl w:ilvl="4" w:tplc="04190019" w:tentative="1">
+      <w:start w:val="1"/>
+      <w:numFmt w:val="lowerLetter"/>
+      <w:lvlText w:val="%5."/>
+      <w:lvlJc w:val="left"/>
+      <w:pPr>
+        <w:ind w:left="4309" w:hanging="360"/>
+      </w:pPr>
+    </w:lvl>
+    <w:lvl w:ilvl="5" w:tplc="0419001B" w:tentative="1">
+      <w:start w:val="1"/>
+      <w:numFmt w:val="lowerRoman"/>
+      <w:lvlText w:val="%6."/>
+      <w:lvlJc w:val="right"/>
+      <w:pPr>
+        <w:ind w:left="5029" w:hanging="180"/>
+      </w:pPr>
+    </w:lvl>
+    <w:lvl w:ilvl="6" w:tplc="0419000F" w:tentative="1">
+      <w:start w:val="1"/>
+      <w:numFmt w:val="decimal"/>
+      <w:lvlText w:val="%7."/>
+      <w:lvlJc w:val="left"/>
+      <w:pPr>
+        <w:ind w:left="5749" w:hanging="360"/>
+      </w:pPr>
+    </w:lvl>
+    <w:lvl w:ilvl="7" w:tplc="04190019" w:tentative="1">
+      <w:start w:val="1"/>
+      <w:numFmt w:val="lowerLetter"/>
+      <w:lvlText w:val="%8."/>
+      <w:lvlJc w:val="left"/>
+      <w:pPr>
+        <w:ind w:left="6469" w:hanging="360"/>
+      </w:pPr>
+    </w:lvl>
+    <w:lvl w:ilvl="8" w:tplc="0419001B" w:tentative="1">
+      <w:start w:val="1"/>
+      <w:numFmt w:val="lowerRoman"/>
+      <w:lvlText w:val="%9."/>
+      <w:lvlJc w:val="right"/>
+      <w:pPr>
+        <w:ind w:left="7189" w:hanging="180"/>
+      </w:pPr>
+    </w:lvl>
+  </w:abstractNum>
+  <w:abstractNum w:abstractNumId="21" w15:restartNumberingAfterBreak="0">
     <w:nsid w:val="4D796520"/>
     <w:multiLevelType w:val="multilevel"/>
     <w:tmpl w:val="854055F8"/>
@@ -8686,7 +10028,7 @@
       </w:rPr>
     </w:lvl>
   </w:abstractNum>
-  <w:abstractNum w:abstractNumId="18" w15:restartNumberingAfterBreak="0">
+  <w:abstractNum w:abstractNumId="22" w15:restartNumberingAfterBreak="0">
     <w:nsid w:val="4E1C5D0E"/>
     <w:multiLevelType w:val="hybridMultilevel"/>
     <w:tmpl w:val="74545A98"/>
@@ -8799,7 +10141,295 @@
       </w:rPr>
     </w:lvl>
   </w:abstractNum>
-  <w:abstractNum w:abstractNumId="19" w15:restartNumberingAfterBreak="0">
+  <w:abstractNum w:abstractNumId="23" w15:restartNumberingAfterBreak="0">
+    <w:nsid w:val="50701DCC"/>
+    <w:multiLevelType w:val="hybridMultilevel"/>
+    <w:tmpl w:val="B6A4322E"/>
+    <w:lvl w:ilvl="0" w:tplc="04190001">
+      <w:start w:val="1"/>
+      <w:numFmt w:val="bullet"/>
+      <w:lvlText w:val=""/>
+      <w:lvlJc w:val="left"/>
+      <w:pPr>
+        <w:ind w:left="1429" w:hanging="360"/>
+      </w:pPr>
+      <w:rPr>
+        <w:rFonts w:ascii="Symbol" w:hAnsi="Symbol" w:hint="default"/>
+      </w:rPr>
+    </w:lvl>
+    <w:lvl w:ilvl="1" w:tplc="FFFFFFFF" w:tentative="1">
+      <w:start w:val="1"/>
+      <w:numFmt w:val="lowerLetter"/>
+      <w:lvlText w:val="%2."/>
+      <w:lvlJc w:val="left"/>
+      <w:pPr>
+        <w:ind w:left="2149" w:hanging="360"/>
+      </w:pPr>
+    </w:lvl>
+    <w:lvl w:ilvl="2" w:tplc="FFFFFFFF" w:tentative="1">
+      <w:start w:val="1"/>
+      <w:numFmt w:val="lowerRoman"/>
+      <w:lvlText w:val="%3."/>
+      <w:lvlJc w:val="right"/>
+      <w:pPr>
+        <w:ind w:left="2869" w:hanging="180"/>
+      </w:pPr>
+    </w:lvl>
+    <w:lvl w:ilvl="3" w:tplc="FFFFFFFF" w:tentative="1">
+      <w:start w:val="1"/>
+      <w:numFmt w:val="decimal"/>
+      <w:lvlText w:val="%4."/>
+      <w:lvlJc w:val="left"/>
+      <w:pPr>
+        <w:ind w:left="3589" w:hanging="360"/>
+      </w:pPr>
+    </w:lvl>
+    <w:lvl w:ilvl="4" w:tplc="FFFFFFFF" w:tentative="1">
+      <w:start w:val="1"/>
+      <w:numFmt w:val="lowerLetter"/>
+      <w:lvlText w:val="%5."/>
+      <w:lvlJc w:val="left"/>
+      <w:pPr>
+        <w:ind w:left="4309" w:hanging="360"/>
+      </w:pPr>
+    </w:lvl>
+    <w:lvl w:ilvl="5" w:tplc="FFFFFFFF" w:tentative="1">
+      <w:start w:val="1"/>
+      <w:numFmt w:val="lowerRoman"/>
+      <w:lvlText w:val="%6."/>
+      <w:lvlJc w:val="right"/>
+      <w:pPr>
+        <w:ind w:left="5029" w:hanging="180"/>
+      </w:pPr>
+    </w:lvl>
+    <w:lvl w:ilvl="6" w:tplc="FFFFFFFF" w:tentative="1">
+      <w:start w:val="1"/>
+      <w:numFmt w:val="decimal"/>
+      <w:lvlText w:val="%7."/>
+      <w:lvlJc w:val="left"/>
+      <w:pPr>
+        <w:ind w:left="5749" w:hanging="360"/>
+      </w:pPr>
+    </w:lvl>
+    <w:lvl w:ilvl="7" w:tplc="FFFFFFFF" w:tentative="1">
+      <w:start w:val="1"/>
+      <w:numFmt w:val="lowerLetter"/>
+      <w:lvlText w:val="%8."/>
+      <w:lvlJc w:val="left"/>
+      <w:pPr>
+        <w:ind w:left="6469" w:hanging="360"/>
+      </w:pPr>
+    </w:lvl>
+    <w:lvl w:ilvl="8" w:tplc="FFFFFFFF" w:tentative="1">
+      <w:start w:val="1"/>
+      <w:numFmt w:val="lowerRoman"/>
+      <w:lvlText w:val="%9."/>
+      <w:lvlJc w:val="right"/>
+      <w:pPr>
+        <w:ind w:left="7189" w:hanging="180"/>
+      </w:pPr>
+    </w:lvl>
+  </w:abstractNum>
+  <w:abstractNum w:abstractNumId="24" w15:restartNumberingAfterBreak="0">
+    <w:nsid w:val="51945904"/>
+    <w:multiLevelType w:val="hybridMultilevel"/>
+    <w:tmpl w:val="8DC64D76"/>
+    <w:lvl w:ilvl="0" w:tplc="0419000F">
+      <w:start w:val="1"/>
+      <w:numFmt w:val="decimal"/>
+      <w:lvlText w:val="%1."/>
+      <w:lvlJc w:val="left"/>
+      <w:pPr>
+        <w:ind w:left="1429" w:hanging="360"/>
+      </w:pPr>
+    </w:lvl>
+    <w:lvl w:ilvl="1" w:tplc="04190019" w:tentative="1">
+      <w:start w:val="1"/>
+      <w:numFmt w:val="lowerLetter"/>
+      <w:lvlText w:val="%2."/>
+      <w:lvlJc w:val="left"/>
+      <w:pPr>
+        <w:ind w:left="2149" w:hanging="360"/>
+      </w:pPr>
+    </w:lvl>
+    <w:lvl w:ilvl="2" w:tplc="0419001B" w:tentative="1">
+      <w:start w:val="1"/>
+      <w:numFmt w:val="lowerRoman"/>
+      <w:lvlText w:val="%3."/>
+      <w:lvlJc w:val="right"/>
+      <w:pPr>
+        <w:ind w:left="2869" w:hanging="180"/>
+      </w:pPr>
+    </w:lvl>
+    <w:lvl w:ilvl="3" w:tplc="0419000F" w:tentative="1">
+      <w:start w:val="1"/>
+      <w:numFmt w:val="decimal"/>
+      <w:lvlText w:val="%4."/>
+      <w:lvlJc w:val="left"/>
+      <w:pPr>
+        <w:ind w:left="3589" w:hanging="360"/>
+      </w:pPr>
+    </w:lvl>
+    <w:lvl w:ilvl="4" w:tplc="04190019" w:tentative="1">
+      <w:start w:val="1"/>
+      <w:numFmt w:val="lowerLetter"/>
+      <w:lvlText w:val="%5."/>
+      <w:lvlJc w:val="left"/>
+      <w:pPr>
+        <w:ind w:left="4309" w:hanging="360"/>
+      </w:pPr>
+    </w:lvl>
+    <w:lvl w:ilvl="5" w:tplc="0419001B" w:tentative="1">
+      <w:start w:val="1"/>
+      <w:numFmt w:val="lowerRoman"/>
+      <w:lvlText w:val="%6."/>
+      <w:lvlJc w:val="right"/>
+      <w:pPr>
+        <w:ind w:left="5029" w:hanging="180"/>
+      </w:pPr>
+    </w:lvl>
+    <w:lvl w:ilvl="6" w:tplc="0419000F" w:tentative="1">
+      <w:start w:val="1"/>
+      <w:numFmt w:val="decimal"/>
+      <w:lvlText w:val="%7."/>
+      <w:lvlJc w:val="left"/>
+      <w:pPr>
+        <w:ind w:left="5749" w:hanging="360"/>
+      </w:pPr>
+    </w:lvl>
+    <w:lvl w:ilvl="7" w:tplc="04190019" w:tentative="1">
+      <w:start w:val="1"/>
+      <w:numFmt w:val="lowerLetter"/>
+      <w:lvlText w:val="%8."/>
+      <w:lvlJc w:val="left"/>
+      <w:pPr>
+        <w:ind w:left="6469" w:hanging="360"/>
+      </w:pPr>
+    </w:lvl>
+    <w:lvl w:ilvl="8" w:tplc="0419001B" w:tentative="1">
+      <w:start w:val="1"/>
+      <w:numFmt w:val="lowerRoman"/>
+      <w:lvlText w:val="%9."/>
+      <w:lvlJc w:val="right"/>
+      <w:pPr>
+        <w:ind w:left="7189" w:hanging="180"/>
+      </w:pPr>
+    </w:lvl>
+  </w:abstractNum>
+  <w:abstractNum w:abstractNumId="25" w15:restartNumberingAfterBreak="0">
+    <w:nsid w:val="558465B3"/>
+    <w:multiLevelType w:val="hybridMultilevel"/>
+    <w:tmpl w:val="B22E46A0"/>
+    <w:lvl w:ilvl="0" w:tplc="04190001">
+      <w:start w:val="1"/>
+      <w:numFmt w:val="bullet"/>
+      <w:lvlText w:val=""/>
+      <w:lvlJc w:val="left"/>
+      <w:pPr>
+        <w:ind w:left="1429" w:hanging="360"/>
+      </w:pPr>
+      <w:rPr>
+        <w:rFonts w:ascii="Symbol" w:hAnsi="Symbol" w:hint="default"/>
+      </w:rPr>
+    </w:lvl>
+    <w:lvl w:ilvl="1" w:tplc="04190003" w:tentative="1">
+      <w:start w:val="1"/>
+      <w:numFmt w:val="bullet"/>
+      <w:lvlText w:val="o"/>
+      <w:lvlJc w:val="left"/>
+      <w:pPr>
+        <w:ind w:left="2149" w:hanging="360"/>
+      </w:pPr>
+      <w:rPr>
+        <w:rFonts w:ascii="Courier New" w:hAnsi="Courier New" w:cs="Courier New" w:hint="default"/>
+      </w:rPr>
+    </w:lvl>
+    <w:lvl w:ilvl="2" w:tplc="04190005" w:tentative="1">
+      <w:start w:val="1"/>
+      <w:numFmt w:val="bullet"/>
+      <w:lvlText w:val=""/>
+      <w:lvlJc w:val="left"/>
+      <w:pPr>
+        <w:ind w:left="2869" w:hanging="360"/>
+      </w:pPr>
+      <w:rPr>
+        <w:rFonts w:ascii="Wingdings" w:hAnsi="Wingdings" w:hint="default"/>
+      </w:rPr>
+    </w:lvl>
+    <w:lvl w:ilvl="3" w:tplc="04190001" w:tentative="1">
+      <w:start w:val="1"/>
+      <w:numFmt w:val="bullet"/>
+      <w:lvlText w:val=""/>
+      <w:lvlJc w:val="left"/>
+      <w:pPr>
+        <w:ind w:left="3589" w:hanging="360"/>
+      </w:pPr>
+      <w:rPr>
+        <w:rFonts w:ascii="Symbol" w:hAnsi="Symbol" w:hint="default"/>
+      </w:rPr>
+    </w:lvl>
+    <w:lvl w:ilvl="4" w:tplc="04190003" w:tentative="1">
+      <w:start w:val="1"/>
+      <w:numFmt w:val="bullet"/>
+      <w:lvlText w:val="o"/>
+      <w:lvlJc w:val="left"/>
+      <w:pPr>
+        <w:ind w:left="4309" w:hanging="360"/>
+      </w:pPr>
+      <w:rPr>
+        <w:rFonts w:ascii="Courier New" w:hAnsi="Courier New" w:cs="Courier New" w:hint="default"/>
+      </w:rPr>
+    </w:lvl>
+    <w:lvl w:ilvl="5" w:tplc="04190005" w:tentative="1">
+      <w:start w:val="1"/>
+      <w:numFmt w:val="bullet"/>
+      <w:lvlText w:val=""/>
+      <w:lvlJc w:val="left"/>
+      <w:pPr>
+        <w:ind w:left="5029" w:hanging="360"/>
+      </w:pPr>
+      <w:rPr>
+        <w:rFonts w:ascii="Wingdings" w:hAnsi="Wingdings" w:hint="default"/>
+      </w:rPr>
+    </w:lvl>
+    <w:lvl w:ilvl="6" w:tplc="04190001" w:tentative="1">
+      <w:start w:val="1"/>
+      <w:numFmt w:val="bullet"/>
+      <w:lvlText w:val=""/>
+      <w:lvlJc w:val="left"/>
+      <w:pPr>
+        <w:ind w:left="5749" w:hanging="360"/>
+      </w:pPr>
+      <w:rPr>
+        <w:rFonts w:ascii="Symbol" w:hAnsi="Symbol" w:hint="default"/>
+      </w:rPr>
+    </w:lvl>
+    <w:lvl w:ilvl="7" w:tplc="04190003" w:tentative="1">
+      <w:start w:val="1"/>
+      <w:numFmt w:val="bullet"/>
+      <w:lvlText w:val="o"/>
+      <w:lvlJc w:val="left"/>
+      <w:pPr>
+        <w:ind w:left="6469" w:hanging="360"/>
+      </w:pPr>
+      <w:rPr>
+        <w:rFonts w:ascii="Courier New" w:hAnsi="Courier New" w:cs="Courier New" w:hint="default"/>
+      </w:rPr>
+    </w:lvl>
+    <w:lvl w:ilvl="8" w:tplc="04190005" w:tentative="1">
+      <w:start w:val="1"/>
+      <w:numFmt w:val="bullet"/>
+      <w:lvlText w:val=""/>
+      <w:lvlJc w:val="left"/>
+      <w:pPr>
+        <w:ind w:left="7189" w:hanging="360"/>
+      </w:pPr>
+      <w:rPr>
+        <w:rFonts w:ascii="Wingdings" w:hAnsi="Wingdings" w:hint="default"/>
+      </w:rPr>
+    </w:lvl>
+  </w:abstractNum>
+  <w:abstractNum w:abstractNumId="26" w15:restartNumberingAfterBreak="0">
     <w:nsid w:val="56A533B0"/>
     <w:multiLevelType w:val="multilevel"/>
     <w:tmpl w:val="33B6265E"/>
@@ -8948,7 +10578,7 @@
       </w:rPr>
     </w:lvl>
   </w:abstractNum>
-  <w:abstractNum w:abstractNumId="20" w15:restartNumberingAfterBreak="0">
+  <w:abstractNum w:abstractNumId="27" w15:restartNumberingAfterBreak="0">
     <w:nsid w:val="57756330"/>
     <w:multiLevelType w:val="multilevel"/>
     <w:tmpl w:val="CD5CE392"/>
@@ -9034,7 +10664,7 @@
       </w:pPr>
     </w:lvl>
   </w:abstractNum>
-  <w:abstractNum w:abstractNumId="21" w15:restartNumberingAfterBreak="0">
+  <w:abstractNum w:abstractNumId="28" w15:restartNumberingAfterBreak="0">
     <w:nsid w:val="5C085EA1"/>
     <w:multiLevelType w:val="multilevel"/>
     <w:tmpl w:val="0B1C786A"/>
@@ -9183,7 +10813,7 @@
       </w:rPr>
     </w:lvl>
   </w:abstractNum>
-  <w:abstractNum w:abstractNumId="22" w15:restartNumberingAfterBreak="0">
+  <w:abstractNum w:abstractNumId="29" w15:restartNumberingAfterBreak="0">
     <w:nsid w:val="5C087A58"/>
     <w:multiLevelType w:val="multilevel"/>
     <w:tmpl w:val="8E0CDCE6"/>
@@ -9332,7 +10962,7 @@
       </w:rPr>
     </w:lvl>
   </w:abstractNum>
-  <w:abstractNum w:abstractNumId="23" w15:restartNumberingAfterBreak="0">
+  <w:abstractNum w:abstractNumId="30" w15:restartNumberingAfterBreak="0">
     <w:nsid w:val="62675D59"/>
     <w:multiLevelType w:val="hybridMultilevel"/>
     <w:tmpl w:val="895061FA"/>
@@ -9418,7 +11048,7 @@
       </w:pPr>
     </w:lvl>
   </w:abstractNum>
-  <w:abstractNum w:abstractNumId="24" w15:restartNumberingAfterBreak="0">
+  <w:abstractNum w:abstractNumId="31" w15:restartNumberingAfterBreak="0">
     <w:nsid w:val="62761475"/>
     <w:multiLevelType w:val="multilevel"/>
     <w:tmpl w:val="1DE67998"/>
@@ -9567,7 +11197,7 @@
       </w:rPr>
     </w:lvl>
   </w:abstractNum>
-  <w:abstractNum w:abstractNumId="25" w15:restartNumberingAfterBreak="0">
+  <w:abstractNum w:abstractNumId="32" w15:restartNumberingAfterBreak="0">
     <w:nsid w:val="65912DA4"/>
     <w:multiLevelType w:val="hybridMultilevel"/>
     <w:tmpl w:val="72C8D2F4"/>
@@ -9653,7 +11283,7 @@
       </w:pPr>
     </w:lvl>
   </w:abstractNum>
-  <w:abstractNum w:abstractNumId="26" w15:restartNumberingAfterBreak="0">
+  <w:abstractNum w:abstractNumId="33" w15:restartNumberingAfterBreak="0">
     <w:nsid w:val="66AA5493"/>
     <w:multiLevelType w:val="hybridMultilevel"/>
     <w:tmpl w:val="C29A09DA"/>
@@ -9766,7 +11396,7 @@
       </w:rPr>
     </w:lvl>
   </w:abstractNum>
-  <w:abstractNum w:abstractNumId="27" w15:restartNumberingAfterBreak="0">
+  <w:abstractNum w:abstractNumId="34" w15:restartNumberingAfterBreak="0">
     <w:nsid w:val="6BD46755"/>
     <w:multiLevelType w:val="multilevel"/>
     <w:tmpl w:val="064011A4"/>
@@ -9915,7 +11545,120 @@
       </w:rPr>
     </w:lvl>
   </w:abstractNum>
-  <w:abstractNum w:abstractNumId="28" w15:restartNumberingAfterBreak="0">
+  <w:abstractNum w:abstractNumId="35" w15:restartNumberingAfterBreak="0">
+    <w:nsid w:val="6BF30DF5"/>
+    <w:multiLevelType w:val="hybridMultilevel"/>
+    <w:tmpl w:val="630EA240"/>
+    <w:lvl w:ilvl="0" w:tplc="04190001">
+      <w:start w:val="1"/>
+      <w:numFmt w:val="bullet"/>
+      <w:lvlText w:val=""/>
+      <w:lvlJc w:val="left"/>
+      <w:pPr>
+        <w:ind w:left="1429" w:hanging="360"/>
+      </w:pPr>
+      <w:rPr>
+        <w:rFonts w:ascii="Symbol" w:hAnsi="Symbol" w:hint="default"/>
+      </w:rPr>
+    </w:lvl>
+    <w:lvl w:ilvl="1" w:tplc="04190003" w:tentative="1">
+      <w:start w:val="1"/>
+      <w:numFmt w:val="bullet"/>
+      <w:lvlText w:val="o"/>
+      <w:lvlJc w:val="left"/>
+      <w:pPr>
+        <w:ind w:left="2149" w:hanging="360"/>
+      </w:pPr>
+      <w:rPr>
+        <w:rFonts w:ascii="Courier New" w:hAnsi="Courier New" w:cs="Courier New" w:hint="default"/>
+      </w:rPr>
+    </w:lvl>
+    <w:lvl w:ilvl="2" w:tplc="04190005" w:tentative="1">
+      <w:start w:val="1"/>
+      <w:numFmt w:val="bullet"/>
+      <w:lvlText w:val=""/>
+      <w:lvlJc w:val="left"/>
+      <w:pPr>
+        <w:ind w:left="2869" w:hanging="360"/>
+      </w:pPr>
+      <w:rPr>
+        <w:rFonts w:ascii="Wingdings" w:hAnsi="Wingdings" w:hint="default"/>
+      </w:rPr>
+    </w:lvl>
+    <w:lvl w:ilvl="3" w:tplc="04190001" w:tentative="1">
+      <w:start w:val="1"/>
+      <w:numFmt w:val="bullet"/>
+      <w:lvlText w:val=""/>
+      <w:lvlJc w:val="left"/>
+      <w:pPr>
+        <w:ind w:left="3589" w:hanging="360"/>
+      </w:pPr>
+      <w:rPr>
+        <w:rFonts w:ascii="Symbol" w:hAnsi="Symbol" w:hint="default"/>
+      </w:rPr>
+    </w:lvl>
+    <w:lvl w:ilvl="4" w:tplc="04190003" w:tentative="1">
+      <w:start w:val="1"/>
+      <w:numFmt w:val="bullet"/>
+      <w:lvlText w:val="o"/>
+      <w:lvlJc w:val="left"/>
+      <w:pPr>
+        <w:ind w:left="4309" w:hanging="360"/>
+      </w:pPr>
+      <w:rPr>
+        <w:rFonts w:ascii="Courier New" w:hAnsi="Courier New" w:cs="Courier New" w:hint="default"/>
+      </w:rPr>
+    </w:lvl>
+    <w:lvl w:ilvl="5" w:tplc="04190005" w:tentative="1">
+      <w:start w:val="1"/>
+      <w:numFmt w:val="bullet"/>
+      <w:lvlText w:val=""/>
+      <w:lvlJc w:val="left"/>
+      <w:pPr>
+        <w:ind w:left="5029" w:hanging="360"/>
+      </w:pPr>
+      <w:rPr>
+        <w:rFonts w:ascii="Wingdings" w:hAnsi="Wingdings" w:hint="default"/>
+      </w:rPr>
+    </w:lvl>
+    <w:lvl w:ilvl="6" w:tplc="04190001" w:tentative="1">
+      <w:start w:val="1"/>
+      <w:numFmt w:val="bullet"/>
+      <w:lvlText w:val=""/>
+      <w:lvlJc w:val="left"/>
+      <w:pPr>
+        <w:ind w:left="5749" w:hanging="360"/>
+      </w:pPr>
+      <w:rPr>
+        <w:rFonts w:ascii="Symbol" w:hAnsi="Symbol" w:hint="default"/>
+      </w:rPr>
+    </w:lvl>
+    <w:lvl w:ilvl="7" w:tplc="04190003" w:tentative="1">
+      <w:start w:val="1"/>
+      <w:numFmt w:val="bullet"/>
+      <w:lvlText w:val="o"/>
+      <w:lvlJc w:val="left"/>
+      <w:pPr>
+        <w:ind w:left="6469" w:hanging="360"/>
+      </w:pPr>
+      <w:rPr>
+        <w:rFonts w:ascii="Courier New" w:hAnsi="Courier New" w:cs="Courier New" w:hint="default"/>
+      </w:rPr>
+    </w:lvl>
+    <w:lvl w:ilvl="8" w:tplc="04190005" w:tentative="1">
+      <w:start w:val="1"/>
+      <w:numFmt w:val="bullet"/>
+      <w:lvlText w:val=""/>
+      <w:lvlJc w:val="left"/>
+      <w:pPr>
+        <w:ind w:left="7189" w:hanging="360"/>
+      </w:pPr>
+      <w:rPr>
+        <w:rFonts w:ascii="Wingdings" w:hAnsi="Wingdings" w:hint="default"/>
+      </w:rPr>
+    </w:lvl>
+  </w:abstractNum>
+  <w:abstractNum w:abstractNumId="36" w15:restartNumberingAfterBreak="0">
     <w:nsid w:val="71923F10"/>
     <w:multiLevelType w:val="hybridMultilevel"/>
     <w:tmpl w:val="F81AAC34"/>
@@ -10028,7 +11771,7 @@
       </w:rPr>
     </w:lvl>
   </w:abstractNum>
-  <w:abstractNum w:abstractNumId="29" w15:restartNumberingAfterBreak="0">
+  <w:abstractNum w:abstractNumId="37" w15:restartNumberingAfterBreak="0">
     <w:nsid w:val="73154227"/>
     <w:multiLevelType w:val="hybridMultilevel"/>
     <w:tmpl w:val="2A32244C"/>
@@ -10114,7 +11857,7 @@
       </w:pPr>
     </w:lvl>
   </w:abstractNum>
-  <w:abstractNum w:abstractNumId="30" w15:restartNumberingAfterBreak="0">
+  <w:abstractNum w:abstractNumId="38" w15:restartNumberingAfterBreak="0">
     <w:nsid w:val="76C52BC9"/>
     <w:multiLevelType w:val="multilevel"/>
     <w:tmpl w:val="D1C40616"/>
@@ -10263,7 +12006,7 @@
       </w:rPr>
     </w:lvl>
   </w:abstractNum>
-  <w:abstractNum w:abstractNumId="31" w15:restartNumberingAfterBreak="0">
+  <w:abstractNum w:abstractNumId="39" w15:restartNumberingAfterBreak="0">
     <w:nsid w:val="79F3353C"/>
     <w:multiLevelType w:val="multilevel"/>
     <w:tmpl w:val="173A8E1E"/>
@@ -10412,7 +12155,120 @@
       </w:rPr>
     </w:lvl>
   </w:abstractNum>
-  <w:abstractNum w:abstractNumId="32" w15:restartNumberingAfterBreak="0">
+  <w:abstractNum w:abstractNumId="40" w15:restartNumberingAfterBreak="0">
+    <w:nsid w:val="7A42023C"/>
+    <w:multiLevelType w:val="hybridMultilevel"/>
+    <w:tmpl w:val="AA341180"/>
+    <w:lvl w:ilvl="0" w:tplc="04190001">
+      <w:start w:val="1"/>
+      <w:numFmt w:val="bullet"/>
+      <w:lvlText w:val=""/>
+      <w:lvlJc w:val="left"/>
+      <w:pPr>
+        <w:ind w:left="720" w:hanging="360"/>
+      </w:pPr>
+      <w:rPr>
+        <w:rFonts w:ascii="Symbol" w:hAnsi="Symbol" w:hint="default"/>
+      </w:rPr>
+    </w:lvl>
+    <w:lvl w:ilvl="1" w:tplc="04190003" w:tentative="1">
+      <w:start w:val="1"/>
+      <w:numFmt w:val="bullet"/>
+      <w:lvlText w:val="o"/>
+      <w:lvlJc w:val="left"/>
+      <w:pPr>
+        <w:ind w:left="1440" w:hanging="360"/>
+      </w:pPr>
+      <w:rPr>
+        <w:rFonts w:ascii="Courier New" w:hAnsi="Courier New" w:cs="Courier New" w:hint="default"/>
+      </w:rPr>
+    </w:lvl>
+    <w:lvl w:ilvl="2" w:tplc="04190005" w:tentative="1">
+      <w:start w:val="1"/>
+      <w:numFmt w:val="bullet"/>
+      <w:lvlText w:val=""/>
+      <w:lvlJc w:val="left"/>
+      <w:pPr>
+        <w:ind w:left="2160" w:hanging="360"/>
+      </w:pPr>
+      <w:rPr>
+        <w:rFonts w:ascii="Wingdings" w:hAnsi="Wingdings" w:hint="default"/>
+      </w:rPr>
+    </w:lvl>
+    <w:lvl w:ilvl="3" w:tplc="04190001" w:tentative="1">
+      <w:start w:val="1"/>
+      <w:numFmt w:val="bullet"/>
+      <w:lvlText w:val=""/>
+      <w:lvlJc w:val="left"/>
+      <w:pPr>
+        <w:ind w:left="2880" w:hanging="360"/>
+      </w:pPr>
+      <w:rPr>
+        <w:rFonts w:ascii="Symbol" w:hAnsi="Symbol" w:hint="default"/>
+      </w:rPr>
+    </w:lvl>
+    <w:lvl w:ilvl="4" w:tplc="04190003" w:tentative="1">
+      <w:start w:val="1"/>
+      <w:numFmt w:val="bullet"/>
+      <w:lvlText w:val="o"/>
+      <w:lvlJc w:val="left"/>
+      <w:pPr>
+        <w:ind w:left="3600" w:hanging="360"/>
+      </w:pPr>
+      <w:rPr>
+        <w:rFonts w:ascii="Courier New" w:hAnsi="Courier New" w:cs="Courier New" w:hint="default"/>
+      </w:rPr>
+    </w:lvl>
+    <w:lvl w:ilvl="5" w:tplc="04190005" w:tentative="1">
+      <w:start w:val="1"/>
+      <w:numFmt w:val="bullet"/>
+      <w:lvlText w:val=""/>
+      <w:lvlJc w:val="left"/>
+      <w:pPr>
+        <w:ind w:left="4320" w:hanging="360"/>
+      </w:pPr>
+      <w:rPr>
+        <w:rFonts w:ascii="Wingdings" w:hAnsi="Wingdings" w:hint="default"/>
+      </w:rPr>
+    </w:lvl>
+    <w:lvl w:ilvl="6" w:tplc="04190001" w:tentative="1">
+      <w:start w:val="1"/>
+      <w:numFmt w:val="bullet"/>
+      <w:lvlText w:val=""/>
+      <w:lvlJc w:val="left"/>
+      <w:pPr>
+        <w:ind w:left="5040" w:hanging="360"/>
+      </w:pPr>
+      <w:rPr>
+        <w:rFonts w:ascii="Symbol" w:hAnsi="Symbol" w:hint="default"/>
+      </w:rPr>
+    </w:lvl>
+    <w:lvl w:ilvl="7" w:tplc="04190003" w:tentative="1">
+      <w:start w:val="1"/>
+      <w:numFmt w:val="bullet"/>
+      <w:lvlText w:val="o"/>
+      <w:lvlJc w:val="left"/>
+      <w:pPr>
+        <w:ind w:left="5760" w:hanging="360"/>
+      </w:pPr>
+      <w:rPr>
+        <w:rFonts w:ascii="Courier New" w:hAnsi="Courier New" w:cs="Courier New" w:hint="default"/>
+      </w:rPr>
+    </w:lvl>
+    <w:lvl w:ilvl="8" w:tplc="04190005" w:tentative="1">
+      <w:start w:val="1"/>
+      <w:numFmt w:val="bullet"/>
+      <w:lvlText w:val=""/>
+      <w:lvlJc w:val="left"/>
+      <w:pPr>
+        <w:ind w:left="6480" w:hanging="360"/>
+      </w:pPr>
+      <w:rPr>
+        <w:rFonts w:ascii="Wingdings" w:hAnsi="Wingdings" w:hint="default"/>
+      </w:rPr>
+    </w:lvl>
+  </w:abstractNum>
+  <w:abstractNum w:abstractNumId="41" w15:restartNumberingAfterBreak="0">
     <w:nsid w:val="7A567FBF"/>
     <w:multiLevelType w:val="multilevel"/>
     <w:tmpl w:val="37529B4E"/>
@@ -10561,7 +12417,7 @@
       </w:rPr>
     </w:lvl>
   </w:abstractNum>
-  <w:abstractNum w:abstractNumId="33" w15:restartNumberingAfterBreak="0">
+  <w:abstractNum w:abstractNumId="42" w15:restartNumberingAfterBreak="0">
     <w:nsid w:val="7A903439"/>
     <w:multiLevelType w:val="hybridMultilevel"/>
     <w:tmpl w:val="7898BC1A"/>
@@ -10670,40 +12526,40 @@
     </w:lvl>
   </w:abstractNum>
   <w:num w:numId="1" w16cid:durableId="1207832782">
-    <w:abstractNumId w:val="13"/>
+    <w:abstractNumId w:val="14"/>
   </w:num>
   <w:num w:numId="2" w16cid:durableId="911622385">
     <w:abstractNumId w:val="6"/>
   </w:num>
   <w:num w:numId="3" w16cid:durableId="605575102">
-    <w:abstractNumId w:val="26"/>
+    <w:abstractNumId w:val="33"/>
   </w:num>
   <w:num w:numId="4" w16cid:durableId="1361007508">
-    <w:abstractNumId w:val="28"/>
+    <w:abstractNumId w:val="36"/>
   </w:num>
   <w:num w:numId="5" w16cid:durableId="171336058">
-    <w:abstractNumId w:val="11"/>
+    <w:abstractNumId w:val="12"/>
   </w:num>
   <w:num w:numId="6" w16cid:durableId="1389963313">
     <w:abstractNumId w:val="1"/>
   </w:num>
   <w:num w:numId="7" w16cid:durableId="1692410803">
+    <w:abstractNumId w:val="22"/>
+  </w:num>
+  <w:num w:numId="8" w16cid:durableId="387187273">
     <w:abstractNumId w:val="18"/>
   </w:num>
-  <w:num w:numId="8" w16cid:durableId="387187273">
-    <w:abstractNumId w:val="16"/>
-  </w:num>
   <w:num w:numId="9" w16cid:durableId="313141368">
-    <w:abstractNumId w:val="22"/>
+    <w:abstractNumId w:val="29"/>
   </w:num>
   <w:num w:numId="10" w16cid:durableId="976912048">
-    <w:abstractNumId w:val="17"/>
+    <w:abstractNumId w:val="21"/>
   </w:num>
   <w:num w:numId="11" w16cid:durableId="437330599">
-    <w:abstractNumId w:val="12"/>
+    <w:abstractNumId w:val="13"/>
   </w:num>
   <w:num w:numId="12" w16cid:durableId="2004358195">
-    <w:abstractNumId w:val="30"/>
+    <w:abstractNumId w:val="38"/>
   </w:num>
   <w:num w:numId="13" w16cid:durableId="878512882">
     <w:abstractNumId w:val="8"/>
@@ -10742,10 +12598,10 @@
     </w:lvlOverride>
   </w:num>
   <w:num w:numId="16" w16cid:durableId="876040507">
-    <w:abstractNumId w:val="33"/>
+    <w:abstractNumId w:val="42"/>
   </w:num>
   <w:num w:numId="17" w16cid:durableId="1340738969">
-    <w:abstractNumId w:val="25"/>
+    <w:abstractNumId w:val="32"/>
     <w:lvlOverride w:ilvl="0">
       <w:startOverride w:val="1"/>
     </w:lvlOverride>
@@ -10775,16 +12631,16 @@
     </w:lvlOverride>
   </w:num>
   <w:num w:numId="18" w16cid:durableId="1094740760">
-    <w:abstractNumId w:val="32"/>
+    <w:abstractNumId w:val="41"/>
   </w:num>
   <w:num w:numId="19" w16cid:durableId="938216970">
-    <w:abstractNumId w:val="19"/>
+    <w:abstractNumId w:val="26"/>
   </w:num>
   <w:num w:numId="20" w16cid:durableId="753092505">
-    <w:abstractNumId w:val="15"/>
+    <w:abstractNumId w:val="17"/>
   </w:num>
   <w:num w:numId="21" w16cid:durableId="2136411248">
-    <w:abstractNumId w:val="27"/>
+    <w:abstractNumId w:val="34"/>
   </w:num>
   <w:num w:numId="22" w16cid:durableId="1902248006">
     <w:abstractNumId w:val="3"/>
@@ -10793,19 +12649,19 @@
     <w:abstractNumId w:val="2"/>
   </w:num>
   <w:num w:numId="24" w16cid:durableId="1416825297">
-    <w:abstractNumId w:val="31"/>
+    <w:abstractNumId w:val="39"/>
   </w:num>
   <w:num w:numId="25" w16cid:durableId="734206353">
-    <w:abstractNumId w:val="24"/>
+    <w:abstractNumId w:val="31"/>
   </w:num>
   <w:num w:numId="26" w16cid:durableId="1918435587">
     <w:abstractNumId w:val="4"/>
   </w:num>
   <w:num w:numId="27" w16cid:durableId="1252813443">
-    <w:abstractNumId w:val="14"/>
+    <w:abstractNumId w:val="15"/>
   </w:num>
   <w:num w:numId="28" w16cid:durableId="2060670334">
-    <w:abstractNumId w:val="29"/>
+    <w:abstractNumId w:val="37"/>
     <w:lvlOverride w:ilvl="0">
       <w:startOverride w:val="1"/>
     </w:lvlOverride>
@@ -10835,7 +12691,7 @@
     </w:lvlOverride>
   </w:num>
   <w:num w:numId="29" w16cid:durableId="236671835">
-    <w:abstractNumId w:val="20"/>
+    <w:abstractNumId w:val="27"/>
     <w:lvlOverride w:ilvl="0">
       <w:startOverride w:val="3"/>
     </w:lvlOverride>
@@ -10868,7 +12724,7 @@
     <w:abstractNumId w:val="10"/>
   </w:num>
   <w:num w:numId="31" w16cid:durableId="1659723806">
-    <w:abstractNumId w:val="23"/>
+    <w:abstractNumId w:val="30"/>
     <w:lvlOverride w:ilvl="0">
       <w:startOverride w:val="1"/>
     </w:lvlOverride>
@@ -10901,13 +12757,40 @@
     <w:abstractNumId w:val="7"/>
   </w:num>
   <w:num w:numId="33" w16cid:durableId="1835683415">
-    <w:abstractNumId w:val="21"/>
+    <w:abstractNumId w:val="28"/>
   </w:num>
   <w:num w:numId="34" w16cid:durableId="942884087">
     <w:abstractNumId w:val="5"/>
   </w:num>
   <w:num w:numId="35" w16cid:durableId="1860730004">
     <w:abstractNumId w:val="0"/>
+  </w:num>
+  <w:num w:numId="36" w16cid:durableId="480774736">
+    <w:abstractNumId w:val="24"/>
+  </w:num>
+  <w:num w:numId="37" w16cid:durableId="684137819">
+    <w:abstractNumId w:val="35"/>
+  </w:num>
+  <w:num w:numId="38" w16cid:durableId="1939168490">
+    <w:abstractNumId w:val="25"/>
+  </w:num>
+  <w:num w:numId="39" w16cid:durableId="1067798317">
+    <w:abstractNumId w:val="19"/>
+  </w:num>
+  <w:num w:numId="40" w16cid:durableId="587006433">
+    <w:abstractNumId w:val="20"/>
+  </w:num>
+  <w:num w:numId="41" w16cid:durableId="1368287723">
+    <w:abstractNumId w:val="16"/>
+  </w:num>
+  <w:num w:numId="42" w16cid:durableId="939140741">
+    <w:abstractNumId w:val="40"/>
+  </w:num>
+  <w:num w:numId="43" w16cid:durableId="1483084295">
+    <w:abstractNumId w:val="23"/>
+  </w:num>
+  <w:num w:numId="44" w16cid:durableId="1988317850">
+    <w:abstractNumId w:val="11"/>
   </w:num>
 </w:numbering>
 </file>
@@ -11391,6 +13274,7 @@
   <w:style w:type="character" w:default="1" w:styleId="a0">
     <w:name w:val="Default Paragraph Font"/>
     <w:uiPriority w:val="1"/>
+    <w:semiHidden/>
     <w:unhideWhenUsed/>
   </w:style>
   <w:style w:type="table" w:default="1" w:styleId="a1">
